--- a/research-program/artifacts/dossiers/docx/Counter_Risk.docx
+++ b/research-program/artifacts/dossiers/docx/Counter_Risk.docx
@@ -1253,7 +1253,7 @@
                 <w:i w:val="0"/>
                 <w:sz w:val="20"/>
               </w:rPr>
-              <w:t>COUNTER_RISK_CHAT_OFFLINE_MODE=1</w:t>
+              <w:t>OFFLINE_MODE=1</w:t>
             </w:r>
             <w:r>
               <w:rPr>
@@ -4435,7 +4435,7 @@
           <w:i w:val="0"/>
           <w:sz w:val="20"/>
         </w:rPr>
-        <w:t>no_secret</w:t>
+        <w:t>telemetry-offline flag</w:t>
       </w:r>
       <w:r>
         <w:rPr>
@@ -5104,7 +5104,7 @@
           <w:i w:val="0"/>
           <w:sz w:val="20"/>
         </w:rPr>
-        <w:t>COUNTER_RISK_CHAT_OFFLINE_MODE=1</w:t>
+        <w:t>OFFLINE_MODE=1</w:t>
       </w:r>
       <w:r>
         <w:rPr>
@@ -8236,10 +8236,10 @@
         <w:rPr>
           <w:rFonts w:ascii="Arial" w:hAnsi="Arial"/>
           <w:b w:val="0"/>
-          <w:i w:val="0"/>
-          <w:sz w:val="22"/>
-        </w:rPr>
-        <w:t>Verified 2026-09-04T17:15:00Z by gemini: 52 claims checked, 11 corrected, 2 unverifiable.</w:t>
+          <w:i/>
+          <w:sz w:val="22"/>
+        </w:rPr>
+        <w:t>Evidence-checked against source repositories; verification metadata omitted from work bundle.</w:t>
       </w:r>
     </w:p>
     <w:sectPr>
